--- a/day1/HashMap中的put和get流程.docx
+++ b/day1/HashMap中的put和get流程.docx
@@ -186,6 +186,7 @@
     <w:p>
       <w:pPr>
         <w:numPr>
+          <w:ilvl w:val="0"/>
           <w:numId w:val="0"/>
         </w:numPr>
         <w:rPr>
@@ -204,6 +205,7 @@
     <w:p>
       <w:pPr>
         <w:numPr>
+          <w:ilvl w:val="0"/>
           <w:numId w:val="0"/>
         </w:numPr>
         <w:rPr>
@@ -224,16 +226,21 @@
     <w:p>
       <w:pPr>
         <w:numPr>
-          <w:numId w:val="0"/>
-        </w:numPr>
-        <w:rPr>
-          <w:rFonts w:hint="eastAsia"/>
-          <w:lang w:val="en-US" w:eastAsia="zh-CN"/>
-        </w:rPr>
-      </w:pPr>
-      <w:r>
-        <w:rPr>
-          <w:rFonts w:hint="eastAsia"/>
+          <w:ilvl w:val="0"/>
+          <w:numId w:val="0"/>
+        </w:numPr>
+        <w:rPr>
+          <w:rFonts w:hint="eastAsia"/>
+          <w:sz w:val="18"/>
+          <w:szCs w:val="21"/>
+          <w:lang w:val="en-US" w:eastAsia="zh-CN"/>
+        </w:rPr>
+      </w:pPr>
+      <w:r>
+        <w:rPr>
+          <w:rFonts w:hint="eastAsia"/>
+          <w:sz w:val="18"/>
+          <w:szCs w:val="21"/>
           <w:lang w:val="en-US" w:eastAsia="zh-CN"/>
         </w:rPr>
         <w:t>防范安全风险：如果发生大量哈希冲突（例如恶意构造的 key），链表会变得非常长。链表查询是O(n)，红黑树是O(logn)。引入红黑树可以防止性能急剧下降。</w:t>
@@ -242,98 +249,980 @@
     <w:p>
       <w:pPr>
         <w:numPr>
-          <w:numId w:val="0"/>
-        </w:numPr>
-        <w:rPr>
-          <w:rFonts w:hint="eastAsia"/>
-          <w:lang w:val="en-US" w:eastAsia="zh-CN"/>
-        </w:rPr>
-      </w:pPr>
-      <w:r>
-        <w:rPr>
-          <w:rFonts w:hint="eastAsia"/>
-          <w:lang w:val="en-US" w:eastAsia="zh-CN"/>
-        </w:rPr>
-        <w:t>Get：</w:t>
-      </w:r>
-    </w:p>
-    <w:p>
-      <w:pPr>
-        <w:numPr>
-          <w:ilvl w:val="0"/>
-          <w:numId w:val="2"/>
-        </w:numPr>
-        <w:rPr>
-          <w:rFonts w:hint="eastAsia"/>
-          <w:lang w:val="en-US" w:eastAsia="zh-CN"/>
-        </w:rPr>
-      </w:pPr>
-      <w:r>
-        <w:rPr>
-          <w:rFonts w:hint="eastAsia"/>
-          <w:lang w:val="en-US" w:eastAsia="zh-CN"/>
-        </w:rPr>
-        <w:t>计算hash值</w:t>
-      </w:r>
-    </w:p>
-    <w:p>
-      <w:pPr>
-        <w:numPr>
-          <w:ilvl w:val="0"/>
-          <w:numId w:val="2"/>
-        </w:numPr>
-        <w:rPr>
-          <w:rFonts w:hint="default"/>
-          <w:lang w:val="en-US" w:eastAsia="zh-CN"/>
-        </w:rPr>
-      </w:pPr>
-      <w:r>
-        <w:rPr>
-          <w:rFonts w:hint="eastAsia"/>
-          <w:lang w:val="en-US" w:eastAsia="zh-CN"/>
-        </w:rPr>
-        <w:t>定位下标</w:t>
-      </w:r>
-    </w:p>
-    <w:p>
-      <w:pPr>
-        <w:numPr>
-          <w:ilvl w:val="0"/>
-          <w:numId w:val="2"/>
-        </w:numPr>
-        <w:rPr>
-          <w:rFonts w:hint="default"/>
-          <w:lang w:val="en-US" w:eastAsia="zh-CN"/>
-        </w:rPr>
-      </w:pPr>
-      <w:r>
-        <w:rPr>
-          <w:rFonts w:hint="eastAsia"/>
-          <w:lang w:val="en-US" w:eastAsia="zh-CN"/>
-        </w:rPr>
-        <w:t>如果数组中第一个就是要找的key，直接返回；如果第一个不是，且存在后续节点，则调用getTreeNode(hash,key)在树中进行O(logn)查找或遍历链表通过equals()逐一查找</w:t>
-      </w:r>
-    </w:p>
-    <w:p>
-      <w:pPr>
-        <w:numPr>
-          <w:ilvl w:val="0"/>
-          <w:numId w:val="2"/>
-        </w:numPr>
-        <w:rPr>
-          <w:rFonts w:hint="default"/>
-          <w:lang w:val="en-US" w:eastAsia="zh-CN"/>
-        </w:rPr>
-      </w:pPr>
-      <w:r>
-        <w:rPr>
-          <w:rFonts w:hint="eastAsia"/>
-          <w:lang w:val="en-US" w:eastAsia="zh-CN"/>
-        </w:rPr>
-        <w:t>如果没找到就返回NULL</w:t>
-      </w:r>
+          <w:ilvl w:val="0"/>
+          <w:numId w:val="0"/>
+        </w:numPr>
+        <w:rPr>
+          <w:rFonts w:hint="eastAsia"/>
+          <w:sz w:val="18"/>
+          <w:szCs w:val="21"/>
+          <w:lang w:val="en-US" w:eastAsia="zh-CN"/>
+        </w:rPr>
+      </w:pPr>
+      <w:r>
+        <w:rPr>
+          <w:rFonts w:hint="eastAsia"/>
+          <w:sz w:val="18"/>
+          <w:szCs w:val="21"/>
+          <w:lang w:val="en-US" w:eastAsia="zh-CN"/>
+        </w:rPr>
+        <w:t>在 Java 的 HashMap 中，当执行 put 操作发生哈希冲突时，数据会先以链表的形式存储。当链表过长时，为了优化查询效率（从 O(n) 降到</w:t>
+      </w:r>
+    </w:p>
+    <w:p>
+      <w:pPr>
+        <w:numPr>
+          <w:ilvl w:val="0"/>
+          <w:numId w:val="0"/>
+        </w:numPr>
+        <w:rPr>
+          <w:rFonts w:hint="eastAsia"/>
+          <w:sz w:val="18"/>
+          <w:szCs w:val="21"/>
+          <w:lang w:val="en-US" w:eastAsia="zh-CN"/>
+        </w:rPr>
+      </w:pPr>
+      <w:r>
+        <w:rPr>
+          <w:rFonts w:hint="eastAsia"/>
+          <w:sz w:val="18"/>
+          <w:szCs w:val="21"/>
+          <w:lang w:val="en-US" w:eastAsia="zh-CN"/>
+        </w:rPr>
+        <w:t>O(\log n)），系统会将链表转换为红黑树。</w:t>
+      </w:r>
+    </w:p>
+    <w:p>
+      <w:pPr>
+        <w:numPr>
+          <w:ilvl w:val="0"/>
+          <w:numId w:val="0"/>
+        </w:numPr>
+        <w:rPr>
+          <w:rFonts w:hint="eastAsia"/>
+          <w:sz w:val="18"/>
+          <w:szCs w:val="21"/>
+          <w:lang w:val="en-US" w:eastAsia="zh-CN"/>
+        </w:rPr>
+      </w:pPr>
+    </w:p>
+    <w:p>
+      <w:pPr>
+        <w:numPr>
+          <w:ilvl w:val="0"/>
+          <w:numId w:val="0"/>
+        </w:numPr>
+        <w:rPr>
+          <w:rFonts w:hint="eastAsia"/>
+          <w:sz w:val="18"/>
+          <w:szCs w:val="21"/>
+          <w:lang w:val="en-US" w:eastAsia="zh-CN"/>
+        </w:rPr>
+      </w:pPr>
+      <w:r>
+        <w:rPr>
+          <w:rFonts w:hint="eastAsia"/>
+          <w:sz w:val="18"/>
+          <w:szCs w:val="21"/>
+          <w:lang w:val="en-US" w:eastAsia="zh-CN"/>
+        </w:rPr>
+        <w:t>触发红黑树转换（Treeify）需要同时满足以下两个硬性条件：</w:t>
+      </w:r>
+    </w:p>
+    <w:p>
+      <w:pPr>
+        <w:numPr>
+          <w:ilvl w:val="0"/>
+          <w:numId w:val="0"/>
+        </w:numPr>
+        <w:rPr>
+          <w:rFonts w:hint="eastAsia"/>
+          <w:sz w:val="18"/>
+          <w:szCs w:val="21"/>
+          <w:lang w:val="en-US" w:eastAsia="zh-CN"/>
+        </w:rPr>
+      </w:pPr>
+    </w:p>
+    <w:p>
+      <w:pPr>
+        <w:numPr>
+          <w:ilvl w:val="0"/>
+          <w:numId w:val="0"/>
+        </w:numPr>
+        <w:rPr>
+          <w:rFonts w:hint="eastAsia"/>
+          <w:sz w:val="18"/>
+          <w:szCs w:val="21"/>
+          <w:lang w:val="en-US" w:eastAsia="zh-CN"/>
+        </w:rPr>
+      </w:pPr>
+      <w:r>
+        <w:rPr>
+          <w:rFonts w:hint="eastAsia"/>
+          <w:sz w:val="18"/>
+          <w:szCs w:val="21"/>
+          <w:lang w:val="en-US" w:eastAsia="zh-CN"/>
+        </w:rPr>
+        <w:t>1. 链表长度阈值 (TREEIFY_THRESHOLD)</w:t>
+      </w:r>
+    </w:p>
+    <w:p>
+      <w:pPr>
+        <w:numPr>
+          <w:ilvl w:val="0"/>
+          <w:numId w:val="0"/>
+        </w:numPr>
+        <w:rPr>
+          <w:rFonts w:hint="eastAsia"/>
+          <w:sz w:val="18"/>
+          <w:szCs w:val="21"/>
+          <w:lang w:val="en-US" w:eastAsia="zh-CN"/>
+        </w:rPr>
+      </w:pPr>
+    </w:p>
+    <w:p>
+      <w:pPr>
+        <w:numPr>
+          <w:ilvl w:val="0"/>
+          <w:numId w:val="0"/>
+        </w:numPr>
+        <w:rPr>
+          <w:rFonts w:hint="eastAsia"/>
+          <w:sz w:val="18"/>
+          <w:szCs w:val="21"/>
+          <w:lang w:val="en-US" w:eastAsia="zh-CN"/>
+        </w:rPr>
+      </w:pPr>
+      <w:r>
+        <w:rPr>
+          <w:rFonts w:hint="eastAsia"/>
+          <w:sz w:val="18"/>
+          <w:szCs w:val="21"/>
+          <w:lang w:val="en-US" w:eastAsia="zh-CN"/>
+        </w:rPr>
+        <w:t xml:space="preserve">  - 条件：桶（bucket）中的链表长度大于等于 8。</w:t>
+      </w:r>
+    </w:p>
+    <w:p>
+      <w:pPr>
+        <w:numPr>
+          <w:ilvl w:val="0"/>
+          <w:numId w:val="0"/>
+        </w:numPr>
+        <w:rPr>
+          <w:rFonts w:hint="eastAsia"/>
+          <w:sz w:val="18"/>
+          <w:szCs w:val="21"/>
+          <w:lang w:val="en-US" w:eastAsia="zh-CN"/>
+        </w:rPr>
+      </w:pPr>
+      <w:r>
+        <w:rPr>
+          <w:rFonts w:hint="eastAsia"/>
+          <w:sz w:val="18"/>
+          <w:szCs w:val="21"/>
+          <w:lang w:val="en-US" w:eastAsia="zh-CN"/>
+        </w:rPr>
+        <w:t xml:space="preserve">  - 细节：当向一个已经是 8 个节点的链表中再插入第 9 个节点时，程序会尝试进行树化转换。</w:t>
+      </w:r>
+    </w:p>
+    <w:p>
+      <w:pPr>
+        <w:numPr>
+          <w:ilvl w:val="0"/>
+          <w:numId w:val="0"/>
+        </w:numPr>
+        <w:rPr>
+          <w:rFonts w:hint="eastAsia"/>
+          <w:sz w:val="18"/>
+          <w:szCs w:val="21"/>
+          <w:lang w:val="en-US" w:eastAsia="zh-CN"/>
+        </w:rPr>
+      </w:pPr>
+    </w:p>
+    <w:p>
+      <w:pPr>
+        <w:numPr>
+          <w:ilvl w:val="0"/>
+          <w:numId w:val="0"/>
+        </w:numPr>
+        <w:rPr>
+          <w:rFonts w:hint="eastAsia"/>
+          <w:sz w:val="18"/>
+          <w:szCs w:val="21"/>
+          <w:lang w:val="en-US" w:eastAsia="zh-CN"/>
+        </w:rPr>
+      </w:pPr>
+      <w:r>
+        <w:rPr>
+          <w:rFonts w:hint="eastAsia"/>
+          <w:sz w:val="18"/>
+          <w:szCs w:val="21"/>
+          <w:lang w:val="en-US" w:eastAsia="zh-CN"/>
+        </w:rPr>
+        <w:t>2. 数组最小容量阈值 (MIN_TREEIFY_CAPACITY)</w:t>
+      </w:r>
+    </w:p>
+    <w:p>
+      <w:pPr>
+        <w:numPr>
+          <w:ilvl w:val="0"/>
+          <w:numId w:val="0"/>
+        </w:numPr>
+        <w:rPr>
+          <w:rFonts w:hint="eastAsia"/>
+          <w:sz w:val="18"/>
+          <w:szCs w:val="21"/>
+          <w:lang w:val="en-US" w:eastAsia="zh-CN"/>
+        </w:rPr>
+      </w:pPr>
+    </w:p>
+    <w:p>
+      <w:pPr>
+        <w:numPr>
+          <w:ilvl w:val="0"/>
+          <w:numId w:val="0"/>
+        </w:numPr>
+        <w:rPr>
+          <w:rFonts w:hint="eastAsia"/>
+          <w:sz w:val="18"/>
+          <w:szCs w:val="21"/>
+          <w:lang w:val="en-US" w:eastAsia="zh-CN"/>
+        </w:rPr>
+      </w:pPr>
+      <w:r>
+        <w:rPr>
+          <w:rFonts w:hint="eastAsia"/>
+          <w:sz w:val="18"/>
+          <w:szCs w:val="21"/>
+          <w:lang w:val="en-US" w:eastAsia="zh-CN"/>
+        </w:rPr>
+        <w:t xml:space="preserve">  - 条件：HashMap 的当前底层数组容量（Capacity）大于等于 64。</w:t>
+      </w:r>
+    </w:p>
+    <w:p>
+      <w:pPr>
+        <w:numPr>
+          <w:ilvl w:val="0"/>
+          <w:numId w:val="0"/>
+        </w:numPr>
+        <w:rPr>
+          <w:rFonts w:hint="eastAsia"/>
+          <w:sz w:val="18"/>
+          <w:szCs w:val="21"/>
+          <w:lang w:val="en-US" w:eastAsia="zh-CN"/>
+        </w:rPr>
+      </w:pPr>
+      <w:r>
+        <w:rPr>
+          <w:rFonts w:hint="eastAsia"/>
+          <w:sz w:val="18"/>
+          <w:szCs w:val="21"/>
+          <w:lang w:val="en-US" w:eastAsia="zh-CN"/>
+        </w:rPr>
+        <w:t xml:space="preserve">  - 细节：这是很多人容易忽略的一点。如果链表长度达到了 8，但数组容量小于 64，HashMap</w:t>
+      </w:r>
+    </w:p>
+    <w:p>
+      <w:pPr>
+        <w:numPr>
+          <w:ilvl w:val="0"/>
+          <w:numId w:val="0"/>
+        </w:numPr>
+        <w:rPr>
+          <w:rFonts w:hint="eastAsia"/>
+          <w:sz w:val="18"/>
+          <w:szCs w:val="21"/>
+          <w:lang w:val="en-US" w:eastAsia="zh-CN"/>
+        </w:rPr>
+      </w:pPr>
+      <w:r>
+        <w:rPr>
+          <w:rFonts w:hint="eastAsia"/>
+          <w:sz w:val="18"/>
+          <w:szCs w:val="21"/>
+          <w:lang w:val="en-US" w:eastAsia="zh-CN"/>
+        </w:rPr>
+        <w:t xml:space="preserve">    不会将其转为红黑树，而是会优先选择进行扩容（resize）。</w:t>
+      </w:r>
+    </w:p>
+    <w:p>
+      <w:pPr>
+        <w:numPr>
+          <w:ilvl w:val="0"/>
+          <w:numId w:val="0"/>
+        </w:numPr>
+        <w:rPr>
+          <w:rFonts w:hint="eastAsia"/>
+          <w:sz w:val="18"/>
+          <w:szCs w:val="21"/>
+          <w:lang w:val="en-US" w:eastAsia="zh-CN"/>
+        </w:rPr>
+      </w:pPr>
+    </w:p>
+    <w:p>
+      <w:pPr>
+        <w:numPr>
+          <w:ilvl w:val="0"/>
+          <w:numId w:val="0"/>
+        </w:numPr>
+        <w:rPr>
+          <w:rFonts w:hint="eastAsia"/>
+          <w:sz w:val="18"/>
+          <w:szCs w:val="21"/>
+          <w:lang w:val="en-US" w:eastAsia="zh-CN"/>
+        </w:rPr>
+      </w:pPr>
+      <w:r>
+        <w:rPr>
+          <w:rFonts w:hint="eastAsia"/>
+          <w:sz w:val="18"/>
+          <w:szCs w:val="21"/>
+          <w:lang w:val="en-US" w:eastAsia="zh-CN"/>
+        </w:rPr>
+        <w:t>为什么有两个条件？</w:t>
+      </w:r>
+    </w:p>
+    <w:p>
+      <w:pPr>
+        <w:numPr>
+          <w:ilvl w:val="0"/>
+          <w:numId w:val="0"/>
+        </w:numPr>
+        <w:rPr>
+          <w:rFonts w:hint="eastAsia"/>
+          <w:sz w:val="18"/>
+          <w:szCs w:val="21"/>
+          <w:lang w:val="en-US" w:eastAsia="zh-CN"/>
+        </w:rPr>
+      </w:pPr>
+    </w:p>
+    <w:p>
+      <w:pPr>
+        <w:numPr>
+          <w:ilvl w:val="0"/>
+          <w:numId w:val="0"/>
+        </w:numPr>
+        <w:rPr>
+          <w:rFonts w:hint="eastAsia"/>
+          <w:sz w:val="18"/>
+          <w:szCs w:val="21"/>
+          <w:lang w:val="en-US" w:eastAsia="zh-CN"/>
+        </w:rPr>
+      </w:pPr>
+      <w:r>
+        <w:rPr>
+          <w:rFonts w:hint="eastAsia"/>
+          <w:sz w:val="18"/>
+          <w:szCs w:val="21"/>
+          <w:lang w:val="en-US" w:eastAsia="zh-CN"/>
+        </w:rPr>
+        <w:t>1.  为什么是 64？ 如果数组容量太小（比如只有 16</w:t>
+      </w:r>
+    </w:p>
+    <w:p>
+      <w:pPr>
+        <w:numPr>
+          <w:ilvl w:val="0"/>
+          <w:numId w:val="0"/>
+        </w:numPr>
+        <w:rPr>
+          <w:rFonts w:hint="eastAsia"/>
+          <w:sz w:val="18"/>
+          <w:szCs w:val="21"/>
+          <w:lang w:val="en-US" w:eastAsia="zh-CN"/>
+        </w:rPr>
+      </w:pPr>
+      <w:r>
+        <w:rPr>
+          <w:rFonts w:hint="eastAsia"/>
+          <w:sz w:val="18"/>
+          <w:szCs w:val="21"/>
+          <w:lang w:val="en-US" w:eastAsia="zh-CN"/>
+        </w:rPr>
+        <w:t xml:space="preserve">    或 32），由于哈希碰撞几率较高，很容易出现长链表。此时通过“扩容”来分散数据比“转红黑树”更有效，因为扩容不仅能缓解当前桶的压力，还能减少整体的碰撞概率。</w:t>
+      </w:r>
+    </w:p>
+    <w:p>
+      <w:pPr>
+        <w:numPr>
+          <w:ilvl w:val="0"/>
+          <w:numId w:val="0"/>
+        </w:numPr>
+        <w:rPr>
+          <w:rFonts w:hint="eastAsia"/>
+          <w:sz w:val="18"/>
+          <w:szCs w:val="21"/>
+          <w:lang w:val="en-US" w:eastAsia="zh-CN"/>
+        </w:rPr>
+      </w:pPr>
+    </w:p>
+    <w:p>
+      <w:pPr>
+        <w:numPr>
+          <w:ilvl w:val="0"/>
+          <w:numId w:val="0"/>
+        </w:numPr>
+        <w:rPr>
+          <w:rFonts w:hint="eastAsia"/>
+          <w:sz w:val="18"/>
+          <w:szCs w:val="21"/>
+          <w:lang w:val="en-US" w:eastAsia="zh-CN"/>
+        </w:rPr>
+      </w:pPr>
+      <w:r>
+        <w:rPr>
+          <w:rFonts w:hint="eastAsia"/>
+          <w:sz w:val="18"/>
+          <w:szCs w:val="21"/>
+          <w:lang w:val="en-US" w:eastAsia="zh-CN"/>
+        </w:rPr>
+        <w:t>2.  为什么阈值是 8？ 这主要基于概率统计。在理想状态下，哈希码符合泊松分布（Poisson distribution）。根据 Java</w:t>
+      </w:r>
+    </w:p>
+    <w:p>
+      <w:pPr>
+        <w:numPr>
+          <w:ilvl w:val="0"/>
+          <w:numId w:val="0"/>
+        </w:numPr>
+        <w:rPr>
+          <w:rFonts w:hint="eastAsia"/>
+          <w:sz w:val="18"/>
+          <w:szCs w:val="21"/>
+          <w:lang w:val="en-US" w:eastAsia="zh-CN"/>
+        </w:rPr>
+      </w:pPr>
+      <w:r>
+        <w:rPr>
+          <w:rFonts w:hint="eastAsia"/>
+          <w:sz w:val="18"/>
+          <w:szCs w:val="21"/>
+          <w:lang w:val="en-US" w:eastAsia="zh-CN"/>
+        </w:rPr>
+        <w:t xml:space="preserve">    源码中的注释，在负载因子为 0.75 的情况下，同一个桶中出现 8 个元素的概率仅为 0.00000006（约亿分之六）。选择 8</w:t>
+      </w:r>
+    </w:p>
+    <w:p>
+      <w:pPr>
+        <w:numPr>
+          <w:ilvl w:val="0"/>
+          <w:numId w:val="0"/>
+        </w:numPr>
+        <w:rPr>
+          <w:rFonts w:hint="eastAsia"/>
+          <w:sz w:val="18"/>
+          <w:szCs w:val="21"/>
+          <w:lang w:val="en-US" w:eastAsia="zh-CN"/>
+        </w:rPr>
+      </w:pPr>
+      <w:r>
+        <w:rPr>
+          <w:rFonts w:hint="eastAsia"/>
+          <w:sz w:val="18"/>
+          <w:szCs w:val="21"/>
+          <w:lang w:val="en-US" w:eastAsia="zh-CN"/>
+        </w:rPr>
+        <w:t xml:space="preserve">    是为了在“空间占用”和“时间效率”之间取得平衡：</w:t>
+      </w:r>
+    </w:p>
+    <w:p>
+      <w:pPr>
+        <w:numPr>
+          <w:ilvl w:val="0"/>
+          <w:numId w:val="0"/>
+        </w:numPr>
+        <w:rPr>
+          <w:rFonts w:hint="eastAsia"/>
+          <w:sz w:val="18"/>
+          <w:szCs w:val="21"/>
+          <w:lang w:val="en-US" w:eastAsia="zh-CN"/>
+        </w:rPr>
+      </w:pPr>
+    </w:p>
+    <w:p>
+      <w:pPr>
+        <w:numPr>
+          <w:ilvl w:val="0"/>
+          <w:numId w:val="0"/>
+        </w:numPr>
+        <w:rPr>
+          <w:rFonts w:hint="eastAsia"/>
+          <w:sz w:val="18"/>
+          <w:szCs w:val="21"/>
+          <w:lang w:val="en-US" w:eastAsia="zh-CN"/>
+        </w:rPr>
+      </w:pPr>
+      <w:r>
+        <w:rPr>
+          <w:rFonts w:hint="eastAsia"/>
+          <w:sz w:val="18"/>
+          <w:szCs w:val="21"/>
+          <w:lang w:val="en-US" w:eastAsia="zh-CN"/>
+        </w:rPr>
+        <w:t xml:space="preserve">      - 空间：红黑树节点（TreeNode）的大小约为普通链表节点（Node）的两倍。</w:t>
+      </w:r>
+    </w:p>
+    <w:p>
+      <w:pPr>
+        <w:numPr>
+          <w:ilvl w:val="0"/>
+          <w:numId w:val="0"/>
+        </w:numPr>
+        <w:rPr>
+          <w:rFonts w:hint="eastAsia"/>
+          <w:sz w:val="18"/>
+          <w:szCs w:val="21"/>
+          <w:lang w:val="en-US" w:eastAsia="zh-CN"/>
+        </w:rPr>
+      </w:pPr>
+      <w:r>
+        <w:rPr>
+          <w:rFonts w:hint="eastAsia"/>
+          <w:sz w:val="18"/>
+          <w:szCs w:val="21"/>
+          <w:lang w:val="en-US" w:eastAsia="zh-CN"/>
+        </w:rPr>
+        <w:t xml:space="preserve">      - 时间：只有在极端情况下（Hash 算法极烂或遭受 Hash 攻击），才会触发红黑树来保证最坏情况下的查询性能。</w:t>
+      </w:r>
+    </w:p>
+    <w:p>
+      <w:pPr>
+        <w:numPr>
+          <w:ilvl w:val="0"/>
+          <w:numId w:val="0"/>
+        </w:numPr>
+        <w:rPr>
+          <w:rFonts w:hint="eastAsia"/>
+          <w:sz w:val="18"/>
+          <w:szCs w:val="21"/>
+          <w:lang w:val="en-US" w:eastAsia="zh-CN"/>
+        </w:rPr>
+      </w:pPr>
+    </w:p>
+    <w:p>
+      <w:pPr>
+        <w:numPr>
+          <w:ilvl w:val="0"/>
+          <w:numId w:val="0"/>
+        </w:numPr>
+        <w:rPr>
+          <w:rFonts w:hint="eastAsia"/>
+          <w:sz w:val="18"/>
+          <w:szCs w:val="21"/>
+          <w:lang w:val="en-US" w:eastAsia="zh-CN"/>
+        </w:rPr>
+      </w:pPr>
+      <w:r>
+        <w:rPr>
+          <w:rFonts w:hint="eastAsia"/>
+          <w:sz w:val="18"/>
+          <w:szCs w:val="21"/>
+          <w:lang w:val="en-US" w:eastAsia="zh-CN"/>
+        </w:rPr>
+        <w:t>相关补充：红黑树退化回链表 (UNTREEIFY_THRESHOLD)</w:t>
+      </w:r>
+    </w:p>
+    <w:p>
+      <w:pPr>
+        <w:numPr>
+          <w:ilvl w:val="0"/>
+          <w:numId w:val="0"/>
+        </w:numPr>
+        <w:rPr>
+          <w:rFonts w:hint="eastAsia"/>
+          <w:sz w:val="18"/>
+          <w:szCs w:val="21"/>
+          <w:lang w:val="en-US" w:eastAsia="zh-CN"/>
+        </w:rPr>
+      </w:pPr>
+    </w:p>
+    <w:p>
+      <w:pPr>
+        <w:numPr>
+          <w:ilvl w:val="0"/>
+          <w:numId w:val="0"/>
+        </w:numPr>
+        <w:rPr>
+          <w:rFonts w:hint="eastAsia"/>
+          <w:sz w:val="18"/>
+          <w:szCs w:val="21"/>
+          <w:lang w:val="en-US" w:eastAsia="zh-CN"/>
+        </w:rPr>
+      </w:pPr>
+      <w:r>
+        <w:rPr>
+          <w:rFonts w:hint="eastAsia"/>
+          <w:sz w:val="18"/>
+          <w:szCs w:val="21"/>
+          <w:lang w:val="en-US" w:eastAsia="zh-CN"/>
+        </w:rPr>
+        <w:t>当经过删除操作（remove）或扩容（resize）后的重新分配，导致红黑树中的节点数小于等于 6 时，红黑树会重新退化为链表。</w:t>
+      </w:r>
+    </w:p>
+    <w:p>
+      <w:pPr>
+        <w:numPr>
+          <w:ilvl w:val="0"/>
+          <w:numId w:val="0"/>
+        </w:numPr>
+        <w:rPr>
+          <w:rFonts w:hint="eastAsia"/>
+          <w:sz w:val="18"/>
+          <w:szCs w:val="21"/>
+          <w:lang w:val="en-US" w:eastAsia="zh-CN"/>
+        </w:rPr>
+      </w:pPr>
+    </w:p>
+    <w:p>
+      <w:pPr>
+        <w:numPr>
+          <w:ilvl w:val="0"/>
+          <w:numId w:val="0"/>
+        </w:numPr>
+        <w:rPr>
+          <w:rFonts w:hint="eastAsia"/>
+          <w:sz w:val="18"/>
+          <w:szCs w:val="21"/>
+          <w:lang w:val="en-US" w:eastAsia="zh-CN"/>
+        </w:rPr>
+      </w:pPr>
+      <w:r>
+        <w:rPr>
+          <w:rFonts w:hint="eastAsia"/>
+          <w:sz w:val="18"/>
+          <w:szCs w:val="21"/>
+          <w:lang w:val="en-US" w:eastAsia="zh-CN"/>
+        </w:rPr>
+        <w:t xml:space="preserve">  - 为什么退化阈值是 6 而不是 7？ 这是为了防止在 7 和 8 之间反复横跳。如果退化阈值也是 8，那么频繁地插入和删除第 8</w:t>
+      </w:r>
+    </w:p>
+    <w:p>
+      <w:pPr>
+        <w:numPr>
+          <w:ilvl w:val="0"/>
+          <w:numId w:val="0"/>
+        </w:numPr>
+        <w:rPr>
+          <w:rFonts w:hint="eastAsia"/>
+          <w:sz w:val="18"/>
+          <w:szCs w:val="21"/>
+          <w:lang w:val="en-US" w:eastAsia="zh-CN"/>
+        </w:rPr>
+      </w:pPr>
+      <w:r>
+        <w:rPr>
+          <w:rFonts w:hint="eastAsia"/>
+          <w:sz w:val="18"/>
+          <w:szCs w:val="21"/>
+          <w:lang w:val="en-US" w:eastAsia="zh-CN"/>
+        </w:rPr>
+        <w:t xml:space="preserve">    个节点就会导致红黑树和链表频繁转换，严重损耗性能。中间留出一个“缓冲区”可以避免这种情况。</w:t>
+      </w:r>
+    </w:p>
+    <w:p>
+      <w:pPr>
+        <w:numPr>
+          <w:ilvl w:val="0"/>
+          <w:numId w:val="0"/>
+        </w:numPr>
+        <w:rPr>
+          <w:rFonts w:hint="eastAsia"/>
+          <w:lang w:val="en-US" w:eastAsia="zh-CN"/>
+        </w:rPr>
+      </w:pPr>
+    </w:p>
+    <w:p>
+      <w:pPr>
+        <w:numPr>
+          <w:ilvl w:val="0"/>
+          <w:numId w:val="0"/>
+        </w:numPr>
+        <w:rPr>
+          <w:rFonts w:hint="eastAsia"/>
+          <w:lang w:val="en-US" w:eastAsia="zh-CN"/>
+        </w:rPr>
+      </w:pPr>
+      <w:r>
+        <w:rPr>
+          <w:rFonts w:hint="eastAsia"/>
+          <w:lang w:val="en-US" w:eastAsia="zh-CN"/>
+        </w:rPr>
+        <w:t>总结流程图：</w:t>
+      </w:r>
+    </w:p>
+    <w:p>
+      <w:pPr>
+        <w:numPr>
+          <w:ilvl w:val="0"/>
+          <w:numId w:val="0"/>
+        </w:numPr>
+        <w:rPr>
+          <w:rFonts w:hint="eastAsia"/>
+          <w:lang w:val="en-US" w:eastAsia="zh-CN"/>
+        </w:rPr>
+      </w:pPr>
       <w:bookmarkStart w:id="0" w:name="_GoBack"/>
       <w:bookmarkEnd w:id="0"/>
+    </w:p>
+    <w:p>
+      <w:pPr>
+        <w:numPr>
+          <w:ilvl w:val="0"/>
+          <w:numId w:val="0"/>
+        </w:numPr>
+        <w:rPr>
+          <w:rFonts w:hint="eastAsia"/>
+          <w:lang w:val="en-US" w:eastAsia="zh-CN"/>
+        </w:rPr>
+      </w:pPr>
+      <w:r>
+        <w:rPr>
+          <w:rFonts w:hint="eastAsia"/>
+          <w:lang w:val="en-US" w:eastAsia="zh-CN"/>
+        </w:rPr>
+        <w:t>1.  put 元素。</w:t>
+      </w:r>
+    </w:p>
+    <w:p>
+      <w:pPr>
+        <w:numPr>
+          <w:ilvl w:val="0"/>
+          <w:numId w:val="0"/>
+        </w:numPr>
+        <w:rPr>
+          <w:rFonts w:hint="eastAsia"/>
+          <w:lang w:val="en-US" w:eastAsia="zh-CN"/>
+        </w:rPr>
+      </w:pPr>
+      <w:r>
+        <w:rPr>
+          <w:rFonts w:hint="eastAsia"/>
+          <w:lang w:val="en-US" w:eastAsia="zh-CN"/>
+        </w:rPr>
+        <w:t>2.  找到对应桶，如果是链表，遍历到尾部插入。</w:t>
+      </w:r>
+    </w:p>
+    <w:p>
+      <w:pPr>
+        <w:numPr>
+          <w:ilvl w:val="0"/>
+          <w:numId w:val="0"/>
+        </w:numPr>
+        <w:rPr>
+          <w:rFonts w:hint="eastAsia"/>
+          <w:lang w:val="en-US" w:eastAsia="zh-CN"/>
+        </w:rPr>
+      </w:pPr>
+      <w:r>
+        <w:rPr>
+          <w:rFonts w:hint="eastAsia"/>
+          <w:lang w:val="en-US" w:eastAsia="zh-CN"/>
+        </w:rPr>
+        <w:t>3.  插入后判断：链表长度是否 \ge 8？</w:t>
+      </w:r>
+    </w:p>
+    <w:p>
+      <w:pPr>
+        <w:numPr>
+          <w:ilvl w:val="0"/>
+          <w:numId w:val="0"/>
+        </w:numPr>
+        <w:rPr>
+          <w:rFonts w:hint="eastAsia"/>
+          <w:lang w:val="en-US" w:eastAsia="zh-CN"/>
+        </w:rPr>
+      </w:pPr>
+      <w:r>
+        <w:rPr>
+          <w:rFonts w:hint="eastAsia"/>
+          <w:lang w:val="en-US" w:eastAsia="zh-CN"/>
+        </w:rPr>
+        <w:t xml:space="preserve">      - 否：结束。</w:t>
+      </w:r>
+    </w:p>
+    <w:p>
+      <w:pPr>
+        <w:numPr>
+          <w:ilvl w:val="0"/>
+          <w:numId w:val="0"/>
+        </w:numPr>
+        <w:rPr>
+          <w:rFonts w:hint="eastAsia"/>
+          <w:lang w:val="en-US" w:eastAsia="zh-CN"/>
+        </w:rPr>
+      </w:pPr>
+      <w:r>
+        <w:rPr>
+          <w:rFonts w:hint="eastAsia"/>
+          <w:lang w:val="en-US" w:eastAsia="zh-CN"/>
+        </w:rPr>
+        <w:t xml:space="preserve">      - 是：进入 treeifyBin 方法。</w:t>
+      </w:r>
+    </w:p>
+    <w:p>
+      <w:pPr>
+        <w:numPr>
+          <w:ilvl w:val="0"/>
+          <w:numId w:val="0"/>
+        </w:numPr>
+        <w:rPr>
+          <w:rFonts w:hint="eastAsia"/>
+          <w:lang w:val="en-US" w:eastAsia="zh-CN"/>
+        </w:rPr>
+      </w:pPr>
+      <w:r>
+        <w:rPr>
+          <w:rFonts w:hint="eastAsia"/>
+          <w:lang w:val="en-US" w:eastAsia="zh-CN"/>
+        </w:rPr>
+        <w:t>4.  在 treeifyBin 中判断：数组容量是否 &lt; 64？</w:t>
+      </w:r>
+    </w:p>
+    <w:p>
+      <w:pPr>
+        <w:numPr>
+          <w:ilvl w:val="0"/>
+          <w:numId w:val="0"/>
+        </w:numPr>
+        <w:rPr>
+          <w:rFonts w:hint="eastAsia"/>
+          <w:lang w:val="en-US" w:eastAsia="zh-CN"/>
+        </w:rPr>
+      </w:pPr>
+      <w:r>
+        <w:rPr>
+          <w:rFonts w:hint="eastAsia"/>
+          <w:lang w:val="en-US" w:eastAsia="zh-CN"/>
+        </w:rPr>
+        <w:t xml:space="preserve">      - 是：调用 resize() 扩容。</w:t>
+      </w:r>
+    </w:p>
+    <w:p>
+      <w:pPr>
+        <w:numPr>
+          <w:ilvl w:val="0"/>
+          <w:numId w:val="0"/>
+        </w:numPr>
+        <w:rPr>
+          <w:rFonts w:hint="eastAsia"/>
+          <w:lang w:val="en-US" w:eastAsia="zh-CN"/>
+        </w:rPr>
+      </w:pPr>
+      <w:r>
+        <w:rPr>
+          <w:rFonts w:hint="eastAsia"/>
+          <w:lang w:val="en-US" w:eastAsia="zh-CN"/>
+        </w:rPr>
+        <w:t xml:space="preserve">      - 否：正式转换为红黑树。</w:t>
+      </w:r>
+    </w:p>
+    <w:p>
+      <w:pPr>
+        <w:numPr>
+          <w:ilvl w:val="0"/>
+          <w:numId w:val="0"/>
+        </w:numPr>
+        <w:rPr>
+          <w:rFonts w:hint="eastAsia"/>
+          <w:lang w:val="en-US" w:eastAsia="zh-CN"/>
+        </w:rPr>
+      </w:pPr>
+    </w:p>
+    <w:p>
+      <w:pPr>
+        <w:numPr>
+          <w:ilvl w:val="0"/>
+          <w:numId w:val="0"/>
+        </w:numPr>
+        <w:rPr>
+          <w:rFonts w:hint="eastAsia"/>
+          <w:lang w:val="en-US" w:eastAsia="zh-CN"/>
+        </w:rPr>
+      </w:pPr>
+      <w:r>
+        <w:rPr>
+          <w:rFonts w:hint="eastAsia"/>
+          <w:lang w:val="en-US" w:eastAsia="zh-CN"/>
+        </w:rPr>
+        <w:t>Get：</w:t>
+      </w:r>
+    </w:p>
+    <w:p>
+      <w:pPr>
+        <w:numPr>
+          <w:ilvl w:val="0"/>
+          <w:numId w:val="2"/>
+        </w:numPr>
+        <w:rPr>
+          <w:rFonts w:hint="eastAsia"/>
+          <w:lang w:val="en-US" w:eastAsia="zh-CN"/>
+        </w:rPr>
+      </w:pPr>
+      <w:r>
+        <w:rPr>
+          <w:rFonts w:hint="eastAsia"/>
+          <w:lang w:val="en-US" w:eastAsia="zh-CN"/>
+        </w:rPr>
+        <w:t>计算hash值</w:t>
+      </w:r>
+    </w:p>
+    <w:p>
+      <w:pPr>
+        <w:numPr>
+          <w:ilvl w:val="0"/>
+          <w:numId w:val="2"/>
+        </w:numPr>
+        <w:rPr>
+          <w:rFonts w:hint="default"/>
+          <w:lang w:val="en-US" w:eastAsia="zh-CN"/>
+        </w:rPr>
+      </w:pPr>
+      <w:r>
+        <w:rPr>
+          <w:rFonts w:hint="eastAsia"/>
+          <w:lang w:val="en-US" w:eastAsia="zh-CN"/>
+        </w:rPr>
+        <w:t>定位下标</w:t>
+      </w:r>
+    </w:p>
+    <w:p>
+      <w:pPr>
+        <w:numPr>
+          <w:ilvl w:val="0"/>
+          <w:numId w:val="2"/>
+        </w:numPr>
+        <w:rPr>
+          <w:rFonts w:hint="default"/>
+          <w:lang w:val="en-US" w:eastAsia="zh-CN"/>
+        </w:rPr>
+      </w:pPr>
+      <w:r>
+        <w:rPr>
+          <w:rFonts w:hint="eastAsia"/>
+          <w:lang w:val="en-US" w:eastAsia="zh-CN"/>
+        </w:rPr>
+        <w:t>如果数组中第一个就是要找的key，直接返回；如果第一个不是，且存在后续节点，则调用getTreeNode(hash,key)在树中进行O(logn)查找或遍历链表通过equals()逐一查找</w:t>
+      </w:r>
+    </w:p>
+    <w:p>
+      <w:pPr>
+        <w:numPr>
+          <w:ilvl w:val="0"/>
+          <w:numId w:val="2"/>
+        </w:numPr>
+        <w:rPr>
+          <w:rFonts w:hint="default"/>
+          <w:lang w:val="en-US" w:eastAsia="zh-CN"/>
+        </w:rPr>
+      </w:pPr>
+      <w:r>
+        <w:rPr>
+          <w:rFonts w:hint="eastAsia"/>
+          <w:lang w:val="en-US" w:eastAsia="zh-CN"/>
+        </w:rPr>
+        <w:t>如果没找到就返回NULL</w:t>
+      </w:r>
     </w:p>
     <w:sectPr>
       <w:pgSz w:w="11906" w:h="16838"/>
